--- a/docs/article/article_final_ru.docx
+++ b/docs/article/article_final_ru.docx
@@ -185,7 +185,7 @@
           <w:rFonts w:ascii="Times New Roman" w:hAnsi="Times New Roman"/>
           <w:sz w:val="24"/>
         </w:rPr>
-        <w:t>В настоящей работе RuFLEX рассматривается как гибридная платформа глубокого нечеткого обучения, а не как частный вариант одной нейро-нечеткой сети. Цель статьи состоит в описании архитектуры платформы, формализации ее модельного контура и прикладной демонстрации работы на геоориентированных задачах регрессии и классификации. Основные результаты работы состоят в следующем. Предлагается модульная архитектура платформы, объединяющая описание данных, нечеткие переменные, локальные правиловые блоки, глубокий и плоский режимы, обучение и интерпретацию. Формализуется представление глубины как последовательного построения скрытых нечетких концептов. Приводится воспроизводимый сравнительный экспериментальный контур, позволяющий сопоставлять архитектурные абляции RuFLEX с сильными табличными моделями на нескольких геоориентированных задачах. При этом текущая прикладная валидация относится прежде всего к табличному геоаналитическому ядру платформы и к встроенным средствам интерпретации на уровне термов, правил, скрытых концептов и вкладов факторов, тогда как пространственный сверточный каркас, полный контур логической прослеживаемости правил и контрфактуальный анализ рассматриваются как архитектурно предусмотренные направления дальнейшего развития.</w:t>
+        <w:t>В настоящей работе RuFLEX рассматривается как гибридная платформа глубокого нечеткого обучения, а не как частный вариант одной нейро-нечеткой сети. Цель статьи состоит в описании архитектуры платформы, формализации ее модельного контура и прикладной демонстрации работы на геоориентированных задачах регрессии и классификации. Основные результаты работы состоят в следующем. Предлагается модульная архитектура платформы, объединяющая описание данных, нечеткие переменные, локальные правиловые блоки, глубокий и плоский режимы, обучение и интерпретацию. Формализуется представление глубины как последовательного построения скрытых нечетких концептов. Приводится воспроизводимый сравнительный экспериментальный контур, позволяющий сопоставлять архитектурные абляции RuFLEX с сильными табличными моделями на нескольких геоориентированных задачах. Прикладная валидация в рамках данной статьи относится прежде всего к табличному геоаналитическому ядру платформы и к встроенным средствам интерпретации на уровне термов, правил, скрытых концептов и вкладов факторов, тогда как пространственный сверточный каркас, полный контур логической прослеживаемости правил и контрфактуальный анализ рассматриваются как архитектурно предусмотренные направления дальнейшего развития.</w:t>
       </w:r>
     </w:p>
     <w:p>
@@ -292,6 +292,20 @@
           <w:rFonts w:ascii="Times New Roman" w:hAnsi="Times New Roman"/>
           <w:sz w:val="24"/>
         </w:rPr>
+        <w:t>Практически важная особенность реализованной архитектуры состоит в том, что иерархический контур задается не только как строгая последовательная цепочка стадий. Решающий слой может получать либо только финальные скрытые концепты, либо объединенное представление из исходных признаков и последних или всех скрытых стадий. Для табличных геоданных именно такая схема поступления признаковой информации оказывается критичной, поскольку позволяет избежать информационной воронки, возникающей в слишком узком последовательном иерархическом контуре. Кроме того, локальные блоки могут строиться с перекрытием, а их размер варьируется между парами и тройками признаков, что дает возможность управлять локальным масштабом взаимодействий.</w:t>
+      </w:r>
+    </w:p>
+    <w:p>
+      <w:pPr>
+        <w:spacing w:after="120"/>
+        <w:ind w:firstLine="360"/>
+        <w:jc w:val="both"/>
+      </w:pPr>
+      <w:r>
+        <w:rPr>
+          <w:rFonts w:ascii="Times New Roman" w:hAnsi="Times New Roman"/>
+          <w:sz w:val="24"/>
+        </w:rPr>
         <w:t>Пятый модуль соответствует плоскому интерпретируемому нейро-нечеткому режиму. Он необходим как базовая конфигурация, как сравнительный режим и как практический вариант для задач, где особенно важны компактность и прозрачность вывода. В этом случае фаззификация относительно быстро переходит к локальным правилам и решающему слою без развернутой иерархии скрытых концептов. По своей структуре такой режим соответствует компактной нейро-нечеткой модели по типу Сугено и функционально близок к классическому ANFIS [1], поскольку сочетает один слой нечеткого преобразования признаков с финальным правиловым решающим слоем. Наличие в одной платформе и глубокого, и плоского режимов имеет принципиальное значение. Оно позволяет сопоставлять архитектуры внутри единой вычислительной среды и выбирать конфигурацию, соответствующую структуре задачи.</w:t>
       </w:r>
     </w:p>
@@ -320,7 +334,7 @@
           <w:rFonts w:ascii="Times New Roman" w:hAnsi="Times New Roman"/>
           <w:sz w:val="24"/>
         </w:rPr>
-        <w:t>Седьмой модуль образует контур интерпретации. Он включает анализ функций принадлежности, активированных правил, нормированных весов, вкладов правил в скрытые концепты, вкладов скрытых концептов в итоговый ответ и вкладов исходных факторов в решение модели. На пользовательском уровне этот контур представлен Python SDK, веб-интерфейсом визуального проектирования и Explainability Dashboard. В текущей реализации он уже поддерживает анализ цепочек правил, траекторий скрытых концептов и вклада факторов. Тем самым платформа дает содержательно интерпретируемый аналитический контур уже в текущей версии, но полная логическая прослеживаемость правил и отдельный контрфактуальный модуль в данной статье еще не выступают как самостоятельно завершенные экспериментально верифицированные подсистемы.</w:t>
+        <w:t>Седьмой модуль образует контур интерпретации. Он включает анализ функций принадлежности, активированных правил, нормированных весов, вкладов правил в скрытые концепты, вкладов скрытых концептов в итоговый ответ и вкладов исходных факторов в решение модели. На пользовательском уровне этот контур представлен Python SDK, веб-интерфейсом визуального проектирования и Explainability Dashboard. Реализованный интерпретационный контур уже поддерживает анализ цепочек правил, траекторий скрытых концептов и вклада факторов. Тем самым платформа дает содержательно интерпретируемый аналитический контур, но полная логическая прослеживаемость правил и отдельный контрфактуальный модуль в данной статье еще не выступают как самостоятельно завершенные экспериментально верифицированные подсистемы.</w:t>
       </w:r>
     </w:p>
     <w:p>
@@ -1277,6 +1291,62 @@
           <w:rFonts w:ascii="Times New Roman" w:hAnsi="Times New Roman"/>
           <w:sz w:val="24"/>
         </w:rPr>
+        <w:t>В реализованной архитектуре вектор, поступающий на решающий слой, обозначим d(x). В зависимости от выбранной конфигурации он может совпадать с последним скрытым уровнем, объединять все скрытые уровни либо включать исходные нормализованные признаки вместе с финальными или всеми скрытыми концептами:</w:t>
+      </w:r>
+    </w:p>
+    <w:p>
+      <w:pPr>
+        <w:spacing w:after="120"/>
+        <w:ind w:firstLine="360"/>
+        <w:jc w:val="both"/>
+      </w:pPr>
+      <w:r>
+        <w:rPr>
+          <w:rFonts w:ascii="Times New Roman" w:hAnsi="Times New Roman"/>
+          <w:sz w:val="24"/>
+        </w:rPr>
+        <w:t>d(x) = h^(L-1)(x), d(x) = [h^(1)(x), ..., h^(L-1)(x)],</w:t>
+      </w:r>
+    </w:p>
+    <w:p>
+      <w:pPr>
+        <w:spacing w:after="120"/>
+        <w:ind w:firstLine="360"/>
+        <w:jc w:val="both"/>
+      </w:pPr>
+      <w:r>
+        <w:rPr>
+          <w:rFonts w:ascii="Times New Roman" w:hAnsi="Times New Roman"/>
+          <w:sz w:val="24"/>
+        </w:rPr>
+        <w:t>d(x) = [z^(0)(x), h^(L-1)(x)] или d(x) = [z^(0)(x), h^(1)(x), ..., h^(L-1)(x)].</w:t>
+      </w:r>
+    </w:p>
+    <w:p>
+      <w:pPr>
+        <w:spacing w:after="120"/>
+        <w:ind w:firstLine="360"/>
+        <w:jc w:val="both"/>
+      </w:pPr>
+      <w:r>
+        <w:rPr>
+          <w:rFonts w:ascii="Times New Roman" w:hAnsi="Times New Roman"/>
+          <w:sz w:val="24"/>
+        </w:rPr>
+        <w:t>Такая запись отражает важный архитектурный выбор между чисто последовательным глубоким контуром и прямой передачей признаковой информации к решающему слою.</w:t>
+      </w:r>
+    </w:p>
+    <w:p>
+      <w:pPr>
+        <w:spacing w:after="120"/>
+        <w:ind w:firstLine="360"/>
+        <w:jc w:val="both"/>
+      </w:pPr>
+      <w:r>
+        <w:rPr>
+          <w:rFonts w:ascii="Times New Roman" w:hAnsi="Times New Roman"/>
+          <w:sz w:val="24"/>
+        </w:rPr>
         <w:t>Финальный решающий слой для задачи регрессии может быть записан как</w:t>
       </w:r>
     </w:p>
@@ -1288,7 +1358,7 @@
       <w:r>
         <w:drawing>
           <wp:inline xmlns:a="http://schemas.openxmlformats.org/drawingml/2006/main" xmlns:pic="http://schemas.openxmlformats.org/drawingml/2006/picture">
-            <wp:extent cx="5120640" cy="1065855"/>
+            <wp:extent cx="5120640" cy="1238778"/>
             <wp:docPr id="17" name="Picture 17"/>
             <wp:cNvGraphicFramePr>
               <a:graphicFrameLocks noChangeAspect="1"/>
@@ -1297,7 +1367,7 @@
               <a:graphicData uri="http://schemas.openxmlformats.org/drawingml/2006/picture">
                 <pic:pic>
                   <pic:nvPicPr>
-                    <pic:cNvPr id="0" name="43707762d3ff2994.png"/>
+                    <pic:cNvPr id="0" name="d87553f68c51ba80.png"/>
                     <pic:cNvPicPr/>
                   </pic:nvPicPr>
                   <pic:blipFill>
@@ -1309,7 +1379,7 @@
                   <pic:spPr>
                     <a:xfrm>
                       <a:off x="0" y="0"/>
-                      <a:ext cx="5120640" cy="1065855"/>
+                      <a:ext cx="5120640" cy="1238778"/>
                     </a:xfrm>
                     <a:prstGeom prst="rect"/>
                   </pic:spPr>
@@ -1342,7 +1412,7 @@
       <w:r>
         <w:drawing>
           <wp:inline xmlns:a="http://schemas.openxmlformats.org/drawingml/2006/main" xmlns:pic="http://schemas.openxmlformats.org/drawingml/2006/picture">
-            <wp:extent cx="5120640" cy="1072505"/>
+            <wp:extent cx="5120640" cy="1246578"/>
             <wp:docPr id="18" name="Picture 18"/>
             <wp:cNvGraphicFramePr>
               <a:graphicFrameLocks noChangeAspect="1"/>
@@ -1351,7 +1421,7 @@
               <a:graphicData uri="http://schemas.openxmlformats.org/drawingml/2006/picture">
                 <pic:pic>
                   <pic:nvPicPr>
-                    <pic:cNvPr id="0" name="2efc82f57970d35a.png"/>
+                    <pic:cNvPr id="0" name="5070d1b74f315ad3.png"/>
                     <pic:cNvPicPr/>
                   </pic:nvPicPr>
                   <pic:blipFill>
@@ -1363,7 +1433,7 @@
                   <pic:spPr>
                     <a:xfrm>
                       <a:off x="0" y="0"/>
-                      <a:ext cx="5120640" cy="1072505"/>
+                      <a:ext cx="5120640" cy="1246578"/>
                     </a:xfrm>
                     <a:prstGeom prst="rect"/>
                   </pic:spPr>
@@ -2044,7 +2114,7 @@
           <w:rFonts w:ascii="Times New Roman" w:hAnsi="Times New Roman"/>
           <w:sz w:val="24"/>
         </w:rPr>
-        <w:t>Для California Housing Regression и California Value Binary Geo использовались подвыборки объема 4096 наблюдений, сформированные из исходного массива California Housing размером 20640 объектов. Для Covertype Binary Geo использовалась сбалансированная подвыборка объема 6000 наблюдений, сформированная из бинаризованной части Forest CoverType, содержащей 495141 допустимый объект из исходного массива размером 581012 строк. Такой выбор соответствует постановке контролируемого benchmark-эксперимента с фиксированным бюджетом данных и вычислений, в котором все внутренние абляции RuFLEX и внешние baseline-модели сравниваются в одинаковых условиях. Во всех вычислительных опытах данные делились на обучающую, проверочную и тестовую части с долями 0.6, 0.2 и 0.2 соответственно. Для повышения надежности выводов применялись повторные запуски с seed 11, 23 и 47 с последующим агрегированием результатов в виде mean ± std. Тем самым экспериментальная часть данной статьи валидирует прежде всего табличный модельный контур RuFLEX и сопровождающий его интерпретационный анализ, но не претендует на отдельную завершенную проверку пространственного сверточного модуля и полного контура логической прослеживаемости правил.</w:t>
+        <w:t>Для California Housing Regression и California Value Binary Geo использовались подвыборки объема 4096 наблюдений, сформированные из исходного массива California Housing размером 20640 объектов. Для Covertype Binary Geo использовалась сбалансированная подвыборка объема 6000 наблюдений, сформированная из бинаризованной части Forest CoverType, содержащей 495141 допустимый объект из исходного массива размером 581012 строк. Такой выбор соответствует постановке контролируемого сравнительного эксперимента с фиксированным бюджетом данных и вычислений, в котором все внутренние абляции RuFLEX и внешние сравнительные модели сопоставляются в одинаковых условиях. Во всех вычислительных опытах данные делились на обучающую, проверочную и тестовую части с долями 0.6, 0.2 и 0.2 соответственно. Для повышения надежности выводов применялись повторные запуски с seed 11, 23 и 47 с последующим агрегированием результатов в виде mean ± std. Тем самым экспериментальная часть данной статьи валидирует прежде всего табличный модельный контур RuFLEX и сопровождающий его интерпретационный анализ, но не претендует на отдельную завершенную проверку пространственного сверточного модуля и полного контура логической прослеживаемости правил.</w:t>
       </w:r>
     </w:p>
     <w:p>
@@ -2058,7 +2128,7 @@
           <w:rFonts w:ascii="Times New Roman" w:hAnsi="Times New Roman"/>
           <w:sz w:val="24"/>
         </w:rPr>
-        <w:t>Внутри платформы сравнивались плоская базовая конфигурация, плоская интерпретируемая конфигурация, глубинная абляция с одним скрытым уровнем, базовый глубокий режим, глубокий режим без регуляризации и расширенный глубокий режим. Тем самым экспериментальный контур позволяет отдельно анализировать влияние глубины, регуляризации и общей архитектурной емкости модели. С точки зрения нечетких систем первые две конфигурации выполняют роль одноуровневых ANFIS-подобных baseline-режимов: они используют один нечеткий блок и финальный решающий слой по типу Сугено, обучаемые в том же дифференцируемом контуре. Для сопоставления с внешними табличными подходами использовались линейная или логистическая регрессия, градиентный бустинг, случайный лес и многослойный персептрон, реализованные в стандартном стеке табличного машинного обучения [3]. Поэтому работа содержит не только сравнение с сильными внешними baseline-моделями, но и прямое сопоставление глубокой архитектуры с компактными нейро-нечеткими режимами того же семейства.</w:t>
+        <w:t>Внутри платформы сравнивались плоская базовая конфигурация, плоская интерпретируемая конфигурация, конфигурация с одним скрытым уровнем, строго последовательная глубокая конфигурация без прямого доступа решающего слоя к исходным признакам, конфигурация с объединением исходных признаков и финальной скрытой стадии, а также контекстно-обогащенная конфигурация с перекрывающимися трехпризнаковыми блоками и доступом ко всем скрытым стадиям. Тем самым экспериментальный контур позволяет отдельно анализировать влияние глубины, схемы поступления признаковой информации и локального масштаба взаимодействий. С точки зрения нечетких систем первые две конфигурации выполняют роль одноуровневых ANFIS-подобных сравнительных режимов: они используют один нечеткий блок и финальный решающий слой по типу Сугено, обучаемые в том же дифференцируемом контуре. Для сопоставления с внешними табличными подходами использовались линейная или логистическая регрессия, градиентный бустинг, случайный лес и многослойный персептрон, реализованные в стандартном стеке табличного машинного обучения [3]. Поэтому работа содержит не только сравнение с сильными внешними сравнительными моделями, но и прямое сопоставление глубоких архитектур RuFLEX с компактными нейро-нечеткими режимами того же семейства.</w:t>
       </w:r>
     </w:p>
     <w:p>
@@ -2095,7 +2165,7 @@
           <w:rFonts w:ascii="Times New Roman" w:hAnsi="Times New Roman"/>
           <w:sz w:val="24"/>
         </w:rPr>
-        <w:t>Основной количественный результат получен на регрессионной задаче California Housing Regression, пересчитанной в многосидовом режиме. Лучший результат внутри семейства RuFLEX показывает глубинная абляция с одним скрытым уровнем: RMSE = 0.780 ± 0.033, MAE = 0.586 ± 0.008 и R² = 0.504 ± 0.046. Для плоской базовой конфигурации соответствующие значения составляют RMSE = 0.869 ± 0.023, MAE = 0.655 ± 0.013 и R² = 0.386 ± 0.038. Это соответствует снижению RMSE примерно на 10.2%, снижению MAE примерно на 10.5% и приросту R² на 0.118 относительно плоского базового режима. Следовательно, даже умеренная глубина дает в рамках самой платформы содержательный прирост качества.</w:t>
+        <w:t>Основной количественный результат на регрессионной задаче California Housing Regression состоит в том, что наилучшие внутренние показатели RuFLEX задаются не строго последовательным глубоким режимом, а конфигурациями, в которых исходные признаки и промежуточные скрытые представления не теряются на пути к решающему слою. В многосидовом протоколе лучший средний результат внутри семейства RuFLEX сохраняет конфигурация с одним скрытым уровнем: RMSE = 0.677 ± 0.062, MAE = 0.492 ± 0.036 и R² = 0.625 ± 0.072. При этом строго последовательная глубокая конфигурация без прямой передачи исходных признаков дает заметно более слабые значения: RMSE = 0.797 ± 0.040, MAE = 0.597 ± 0.014 и R² = 0.482 ± 0.058. Две расширенные глубокие конфигурации оказываются существенно лучше последовательного иерархического контура и практически выходят на уровень лучшей компактной конфигурации: для режима с объединением исходных признаков и финальной скрытой стадии получаем RMSE = 0.686 ± 0.058, MAE = 0.501 ± 0.034 и R² = 0.615 ± 0.069, а для контекстного режима с трехпризнаковыми перекрывающимися блоками RMSE = 0.682 ± 0.046, MAE = 0.497 ± 0.019 и R² = 0.620 ± 0.056.</w:t>
       </w:r>
     </w:p>
     <w:p>
@@ -2109,7 +2179,7 @@
           <w:rFonts w:ascii="Times New Roman" w:hAnsi="Times New Roman"/>
           <w:sz w:val="24"/>
         </w:rPr>
-        <w:t>Эти результаты имеют важный архитектурный смысл. Они показывают, что последовательное построение скрытых нечетких концептов действительно усиливает выразительность модели на геоориентированной регрессионной задаче. При этом на текущем табличном наборе данных наилучшим оказывается не максимальная глубина, а более компактный глубокий режим. Иначе говоря, глубина в RuFLEX работает как содержательный механизм формирования нового пространства признаков, но ее полезность должна подбираться под сложность задачи, а не постулироваться заранее.</w:t>
+        <w:t>Эти результаты имеют важный архитектурный смысл. Они показывают, что на табличной георегрессии критичным оказывается не столько абстрактное увеличение глубины, сколько способ передачи информации к решающему слою. Строго последовательный контур теряет часть полезного сигнала, тогда как прямая передача исходных признаков и перекрывающиеся локальные блоки резко сокращают разрыв между глубоким и компактным режимами. Относительно последовательной глубокой конфигурации новый контекстный режим снижает RMSE примерно на 14.5% и повышает R² примерно на 0.138. В этом смысле глубина в RuFLEX оказывается полезной тогда, когда она сопровождается адекватной схемой поступления признаковой информации, а не просто увеличением числа скрытых стадий.</w:t>
       </w:r>
     </w:p>
     <w:p>
@@ -2137,7 +2207,7 @@
           <w:rFonts w:ascii="Times New Roman" w:hAnsi="Times New Roman"/>
           <w:sz w:val="24"/>
         </w:rPr>
-        <w:t>Классификационная задача California Value Binary Geo выполняет поддерживающую, но важную функцию. Она показывает, что относительная сила плоских и глубоких режимов зависит от структуры данных, устойчивости по seed и режима регуляризации. На этой задаче, пересчитанной в многосидовом режиме, конфигурация с одним скрытым уровнем показывает лучший внутри семейства RuFLEX результат по accuracy и один из лучших результатов по F1: accuracy = 0.751 ± 0.008 и F1 = 0.745 ± 0.009. Вариант без регуляризации дает немного более высокий средний F1, равный 0.748 ± 0.014, однако это различие укладывается в наблюдаемый разброс по seed. По сравнению с плоской базовой конфигурацией конфигурация с одним скрытым уровнем дает прирост accuracy на 0.014 и F1 на 0.012, то есть выигрыш оказывается умеренным, но устойчивым. При этом плоская интерпретируемая конфигурация оказывается заметно менее устойчивой: accuracy = 0.650 ± 0.117 и F1 = 0.482 ± 0.341, тогда как лучший внешний результат, градиентный бустинг, дает accuracy = 0.892 ± 0.006 и F1 = 0.895 ± 0.007.</w:t>
+        <w:t>Классификационная задача California Value Binary Geo выполняет поддерживающую, но очень показательную функцию. Здесь наиболее сильный внутренний результат семейства RuFLEX дают глубокие конфигурации с прямой передачей признаков к решающему слою. Строго последовательная глубокая конфигурация показывает accuracy = 0.746 ± 0.008 и F1 = 0.745 ± 0.012, тогда как режим с объединением исходных признаков и финальной скрытой стадии дает accuracy = 0.824 ± 0.010 и F1 = 0.827 ± 0.012, а контекстный режим с трехпризнаковыми перекрывающимися блоками дает лучший средний accuracy, равный 0.825 ± 0.012, при F1 = 0.826 ± 0.015. Конфигурация с одним скрытым уровнем также остается сильной, но уже немного уступает по средним значениям accuracy и F1: accuracy = 0.820 ± 0.011 и F1 = 0.823 ± 0.012. Следовательно, для данной задачи основной выигрыш дает не отказ от глубины, а правильная передача исходных признаков и скрытых концептов к решающему слою. При этом лучший внешний результат, градиентный бустинг, по-прежнему выше: accuracy = 0.892 ± 0.006 и F1 = 0.895 ± 0.007.</w:t>
       </w:r>
     </w:p>
     <w:p>
@@ -2151,7 +2221,7 @@
           <w:rFonts w:ascii="Times New Roman" w:hAnsi="Times New Roman"/>
           <w:sz w:val="24"/>
         </w:rPr>
-        <w:t>Covertype Binary Geo включена в статью не как равноправная демонстрация качества, а как независимый стресс-тест и негативный контроль для текущего табличного контура RuFLEX. На этой задаче текущие табличные конфигурации платформы пока не достигают уровня сильных внешних моделей: лучший результат внутри семейства RuFLEX показывает расширенный глубокий режим с accuracy = 0.499 ± 0.007 и F1 = 0.321 ± 0.272, тогда как случайный лес дает accuracy = 0.804 ± 0.001 и F1 = 0.808 ± 0.001. Такой результат следует читать не как неудачную третью витрину качества, а как честное выявление границы применимости текущей версии табличного режима. Он показывает, что для более сложных картографических данных одной только глубины и варьирования регуляризации недостаточно и что дальнейшее развитие пространственного направления остается содержательно необходимым. В этой логике Covertype играет роль задачи на обнаружение ограничений, а не задачи на подтверждение конкурентоспособности по метрике. Все сравнительные результаты в работе приводятся в виде агрегированных значений mean ± std, что позволяет избежать зависимости выводов от одиночных запусков.</w:t>
+        <w:t>Covertype Binary Geo теперь играет уже не роль негативного контроля, а роль независимого стресс-теста, на котором хорошо видно влияние архитектурного решения на устойчивость обучения. Строго последовательная глубокая конфигурация на этой задаче по-прежнему ведет себя нестабильно и фактически деградирует до почти случайного решения: accuracy = 0.497 ± 0.015 и F1 = 0.225 ± 0.390. Напротив, конфигурация с одним скрытым уровнем и режим с объединением исходных признаков и финальной скрытой стадии практически совпадают по среднему качеству и выходят на уровень accuracy ≈ 0.772 и F1 ≈ 0.772, а контекстный трехпризнаковый режим дает accuracy = 0.770 ± 0.011 и F1 = 0.771 ± 0.016. Это означает, что новая схема поступления признаковой информации почти полностью снимает архитектурный провал последовательного глубокого контура и делает глубокий нечеткий режим содержательно работоспособным даже на более сложной картографической задаче. При этом случайный лес остается сильнее: accuracy = 0.804 ± 0.001 и F1 = 0.808 ± 0.001. Следовательно, Covertype по-прежнему выявляет предел текущего табличного режима по отношению к сильным древесным ансамблям и другим внешним сравнительным моделям, но уже не свидетельствует о его внутренней деградации.</w:t>
       </w:r>
     </w:p>
     <w:p>
@@ -2165,7 +2235,7 @@
           <w:rFonts w:ascii="Times New Roman" w:hAnsi="Times New Roman"/>
           <w:sz w:val="24"/>
         </w:rPr>
-        <w:t>Содержательно такая картина хорошо согласуется со структурой данных. На компактной табличной георегрессии глубина помогает внутри семейства RuFLEX, однако преимущества очень глубоких конфигураций могут частично скрываться из-за ограниченного объема выборки и сравнительно простой структуры признаков. Тем самым ценность RuFLEX состоит не в навязывании самой глубокой схемы, а в возможности устанавливать, когда глубина действительно дает выигрыш, а когда более уместен компактный интерпретируемый режим.</w:t>
+        <w:t>Содержательно такая картина хорошо согласуется со структурой данных. На компактной табличной георегрессии полезность глубины проявляется только тогда, когда решающий слой не вынужден опираться исключительно на последний скрытый уровень. На классификационных задачах наибольший выигрыш дают конфигурации с прямым доступом к исходным признакам и с более широкими локальными взаимодействиями. Тем самым ценность RuFLEX состоит не в навязывании одной универсальной глубокой схемы, а в возможности устанавливать, какой способ компоновки локальных блоков и поступления признаковой информации соответствует конкретной задаче.</w:t>
       </w:r>
     </w:p>
     <w:p>
@@ -2179,7 +2249,7 @@
           <w:rFonts w:ascii="Times New Roman" w:hAnsi="Times New Roman"/>
           <w:sz w:val="24"/>
         </w:rPr>
-        <w:t>Дополнительная enlarged-проверка, вынесенная в расширенные материалы, не меняет этого позиционирования. На полном California Housing Regression и на увеличенной California Value Binary Geo внутренний выигрыш глубоких режимов над плоским baseline сохраняется, однако абсолютное превосходство над сильными внешними табличными моделями по-прежнему не наблюдается.</w:t>
+        <w:t>Дополнительная проверка на увеличенных выборках, вынесенная в расширенные материалы, усиливает именно этот вывод. На полном California Housing Regression лучший режим с прямой передачей признаков дает RMSE = 0.705 и R² = 0.621 против RMSE = 0.799 и R² = 0.513 у последовательной глубокой конфигурации. На увеличенной California Value Binary Geo контекстный режим с перекрывающимися блоками дает accuracy = 0.847 и F1 = 0.846 против accuracy = 0.764 и F1 = 0.746 у последовательного глубокого контура. Следовательно, рост объема данных действительно помогает глубокому нечеткому контуру, но лишь в том случае, если архитектура не теряет исходный признаковый сигнал и промежуточные концепты на пути к решающему слою.</w:t>
       </w:r>
     </w:p>
     <w:p>
@@ -2751,7 +2821,7 @@
                 <w:i w:val="0"/>
                 <w:sz w:val="18"/>
               </w:rPr>
-              <w:t>Flat Baseline</w:t>
+              <w:t>Плоская базовая конфигурация</w:t>
             </w:r>
           </w:p>
         </w:tc>
@@ -2853,7 +2923,7 @@
                 <w:i w:val="0"/>
                 <w:sz w:val="18"/>
               </w:rPr>
-              <w:t>Flat Interpretable</w:t>
+              <w:t>Плоская интерпретируемая конфигурация</w:t>
             </w:r>
           </w:p>
         </w:tc>
@@ -2955,7 +3025,7 @@
                 <w:i/>
                 <w:sz w:val="18"/>
               </w:rPr>
-              <w:t>Deep Depth 1</w:t>
+              <w:t>Глубокая конфигурация с одним скрытым уровнем</w:t>
             </w:r>
           </w:p>
         </w:tc>
@@ -2995,7 +3065,7 @@
                 <w:i w:val="0"/>
                 <w:sz w:val="18"/>
               </w:rPr>
-              <w:t>0.780 ± 0.033</w:t>
+              <w:t>0.677 ± 0.062</w:t>
             </w:r>
           </w:p>
         </w:tc>
@@ -3015,7 +3085,7 @@
                 <w:i w:val="0"/>
                 <w:sz w:val="18"/>
               </w:rPr>
-              <w:t>0.586 ± 0.008</w:t>
+              <w:t>0.492 ± 0.036</w:t>
             </w:r>
           </w:p>
         </w:tc>
@@ -3035,7 +3105,7 @@
                 <w:i w:val="0"/>
                 <w:sz w:val="18"/>
               </w:rPr>
-              <w:t>0.504 ± 0.046</w:t>
+              <w:t>0.625 ± 0.072</w:t>
             </w:r>
           </w:p>
         </w:tc>
@@ -3057,7 +3127,7 @@
                 <w:i w:val="0"/>
                 <w:sz w:val="18"/>
               </w:rPr>
-              <w:t>Deep Article Demo</w:t>
+              <w:t>Строго последовательная глубокая конфигурация</w:t>
             </w:r>
           </w:p>
         </w:tc>
@@ -3097,7 +3167,7 @@
                 <w:i w:val="0"/>
                 <w:sz w:val="18"/>
               </w:rPr>
-              <w:t>0.798 ± 0.033</w:t>
+              <w:t>0.797 ± 0.040</w:t>
             </w:r>
           </w:p>
         </w:tc>
@@ -3117,7 +3187,7 @@
                 <w:i w:val="0"/>
                 <w:sz w:val="18"/>
               </w:rPr>
-              <w:t>0.597 ± 0.012</w:t>
+              <w:t>0.597 ± 0.014</w:t>
             </w:r>
           </w:p>
         </w:tc>
@@ -3137,7 +3207,7 @@
                 <w:i w:val="0"/>
                 <w:sz w:val="18"/>
               </w:rPr>
-              <w:t>0.482 ± 0.048</w:t>
+              <w:t>0.482 ± 0.058</w:t>
             </w:r>
           </w:p>
         </w:tc>
@@ -3159,7 +3229,7 @@
                 <w:i w:val="0"/>
                 <w:sz w:val="18"/>
               </w:rPr>
-              <w:t>Deep No Regularization</w:t>
+              <w:t>Глубокая конфигурация с объединением исходных признаков и финальной стадии</w:t>
             </w:r>
           </w:p>
         </w:tc>
@@ -3199,7 +3269,7 @@
                 <w:i w:val="0"/>
                 <w:sz w:val="18"/>
               </w:rPr>
-              <w:t>0.821 ± 0.030</w:t>
+              <w:t>0.686 ± 0.058</w:t>
             </w:r>
           </w:p>
         </w:tc>
@@ -3219,7 +3289,7 @@
                 <w:i w:val="0"/>
                 <w:sz w:val="18"/>
               </w:rPr>
-              <w:t>0.620 ± 0.010</w:t>
+              <w:t>0.501 ± 0.034</w:t>
             </w:r>
           </w:p>
         </w:tc>
@@ -3239,7 +3309,7 @@
                 <w:i w:val="0"/>
                 <w:sz w:val="18"/>
               </w:rPr>
-              <w:t>0.451 ± 0.045</w:t>
+              <w:t>0.615 ± 0.069</w:t>
             </w:r>
           </w:p>
         </w:tc>
@@ -3261,7 +3331,7 @@
                 <w:i w:val="0"/>
                 <w:sz w:val="18"/>
               </w:rPr>
-              <w:t>Deep Research</w:t>
+              <w:t>Контекстная глубокая конфигурация</w:t>
             </w:r>
           </w:p>
         </w:tc>
@@ -3301,7 +3371,7 @@
                 <w:i w:val="0"/>
                 <w:sz w:val="18"/>
               </w:rPr>
-              <w:t>0.821 ± 0.030</w:t>
+              <w:t>0.682 ± 0.046</w:t>
             </w:r>
           </w:p>
         </w:tc>
@@ -3321,7 +3391,7 @@
                 <w:i w:val="0"/>
                 <w:sz w:val="18"/>
               </w:rPr>
-              <w:t>0.620 ± 0.010</w:t>
+              <w:t>0.497 ± 0.019</w:t>
             </w:r>
           </w:p>
         </w:tc>
@@ -3341,7 +3411,7 @@
                 <w:i w:val="0"/>
                 <w:sz w:val="18"/>
               </w:rPr>
-              <w:t>0.451 ± 0.045</w:t>
+              <w:t>0.620 ± 0.056</w:t>
             </w:r>
           </w:p>
         </w:tc>
@@ -3358,60 +3428,6 @@
           <w:sz w:val="18"/>
         </w:rPr>
         <w:t>Жирным выделен лучший общий результат. Курсивом отмечен лучший результат внутри семейства RuFLEX.</w:t>
-      </w:r>
-    </w:p>
-    <w:p>
-      <w:pPr>
-        <w:spacing w:after="40"/>
-        <w:jc w:val="center"/>
-      </w:pPr>
-      <w:r>
-        <w:drawing>
-          <wp:inline xmlns:a="http://schemas.openxmlformats.org/drawingml/2006/main" xmlns:pic="http://schemas.openxmlformats.org/drawingml/2006/picture">
-            <wp:extent cx="5669280" cy="4014881"/>
-            <wp:docPr id="30" name="Picture 30"/>
-            <wp:cNvGraphicFramePr>
-              <a:graphicFrameLocks noChangeAspect="1"/>
-            </wp:cNvGraphicFramePr>
-            <a:graphic>
-              <a:graphicData uri="http://schemas.openxmlformats.org/drawingml/2006/picture">
-                <pic:pic>
-                  <pic:nvPicPr>
-                    <pic:cNvPr id="0" name="article_board_regression_q2.png"/>
-                    <pic:cNvPicPr/>
-                  </pic:nvPicPr>
-                  <pic:blipFill>
-                    <a:blip r:embed="rId38"/>
-                    <a:stretch>
-                      <a:fillRect/>
-                    </a:stretch>
-                  </pic:blipFill>
-                  <pic:spPr>
-                    <a:xfrm>
-                      <a:off x="0" y="0"/>
-                      <a:ext cx="5669280" cy="4014881"/>
-                    </a:xfrm>
-                    <a:prstGeom prst="rect"/>
-                  </pic:spPr>
-                </pic:pic>
-              </a:graphicData>
-            </a:graphic>
-          </wp:inline>
-        </w:drawing>
-      </w:r>
-    </w:p>
-    <w:p>
-      <w:pPr>
-        <w:spacing w:after="160"/>
-        <w:jc w:val="center"/>
-      </w:pPr>
-      <w:r>
-        <w:rPr>
-          <w:rFonts w:ascii="Times New Roman" w:hAnsi="Times New Roman"/>
-          <w:i/>
-          <w:sz w:val="20"/>
-        </w:rPr>
-        <w:t>Панель интерпретации RuFLEX: регрессионная задача</w:t>
       </w:r>
     </w:p>
     <w:p>
@@ -4070,7 +4086,7 @@
                 <w:i w:val="0"/>
                 <w:sz w:val="18"/>
               </w:rPr>
-              <w:t>Flat Baseline</w:t>
+              <w:t>Плоская базовая конфигурация</w:t>
             </w:r>
           </w:p>
         </w:tc>
@@ -4192,7 +4208,7 @@
                 <w:i w:val="0"/>
                 <w:sz w:val="18"/>
               </w:rPr>
-              <w:t>Flat Interpretable</w:t>
+              <w:t>Плоская интерпретируемая конфигурация</w:t>
             </w:r>
           </w:p>
         </w:tc>
@@ -4314,7 +4330,7 @@
                 <w:i w:val="0"/>
                 <w:sz w:val="18"/>
               </w:rPr>
-              <w:t>Deep Depth 1</w:t>
+              <w:t>Глубокая конфигурация с одним скрытым уровнем</w:t>
             </w:r>
           </w:p>
         </w:tc>
@@ -4354,7 +4370,7 @@
                 <w:i w:val="0"/>
                 <w:sz w:val="18"/>
               </w:rPr>
-              <w:t>0.751 ± 0.008</w:t>
+              <w:t>0.820 ± 0.011</w:t>
             </w:r>
           </w:p>
         </w:tc>
@@ -4374,7 +4390,7 @@
                 <w:i w:val="0"/>
                 <w:sz w:val="18"/>
               </w:rPr>
-              <w:t>0.745 ± 0.009</w:t>
+              <w:t>0.823 ± 0.012</w:t>
             </w:r>
           </w:p>
         </w:tc>
@@ -4394,7 +4410,7 @@
                 <w:i w:val="0"/>
                 <w:sz w:val="18"/>
               </w:rPr>
-              <w:t>0.777 ± 0.018</w:t>
+              <w:t>0.823 ± 0.014</w:t>
             </w:r>
           </w:p>
         </w:tc>
@@ -4414,7 +4430,7 @@
                 <w:i w:val="0"/>
                 <w:sz w:val="18"/>
               </w:rPr>
-              <w:t>0.716 ± 0.015</w:t>
+              <w:t>0.823 ± 0.015</w:t>
             </w:r>
           </w:p>
         </w:tc>
@@ -4436,7 +4452,7 @@
                 <w:i w:val="0"/>
                 <w:sz w:val="18"/>
               </w:rPr>
-              <w:t>Deep Article Demo</w:t>
+              <w:t>Строго последовательная глубокая конфигурация</w:t>
             </w:r>
           </w:p>
         </w:tc>
@@ -4476,7 +4492,7 @@
                 <w:i w:val="0"/>
                 <w:sz w:val="18"/>
               </w:rPr>
-              <w:t>0.746 ± 0.007</w:t>
+              <w:t>0.746 ± 0.008</w:t>
             </w:r>
           </w:p>
         </w:tc>
@@ -4496,7 +4512,7 @@
                 <w:i w:val="0"/>
                 <w:sz w:val="18"/>
               </w:rPr>
-              <w:t>0.745 ± 0.010</w:t>
+              <w:t>0.745 ± 0.012</w:t>
             </w:r>
           </w:p>
         </w:tc>
@@ -4516,7 +4532,7 @@
                 <w:i w:val="0"/>
                 <w:sz w:val="18"/>
               </w:rPr>
-              <w:t>0.761 ± 0.012</w:t>
+              <w:t>0.761 ± 0.013</w:t>
             </w:r>
           </w:p>
         </w:tc>
@@ -4536,7 +4552,7 @@
                 <w:i w:val="0"/>
                 <w:sz w:val="18"/>
               </w:rPr>
-              <w:t>0.730 ± 0.014</w:t>
+              <w:t>0.729 ± 0.017</w:t>
             </w:r>
           </w:p>
         </w:tc>
@@ -4558,7 +4574,7 @@
                 <w:i/>
                 <w:sz w:val="18"/>
               </w:rPr>
-              <w:t>Deep No Regularization</w:t>
+              <w:t>Глубокая конфигурация с объединением исходных признаков и финальной стадии</w:t>
             </w:r>
           </w:p>
         </w:tc>
@@ -4598,7 +4614,7 @@
                 <w:i w:val="0"/>
                 <w:sz w:val="18"/>
               </w:rPr>
-              <w:t>0.748 ± 0.013</w:t>
+              <w:t>0.824 ± 0.010</w:t>
             </w:r>
           </w:p>
         </w:tc>
@@ -4618,7 +4634,7 @@
                 <w:i w:val="0"/>
                 <w:sz w:val="18"/>
               </w:rPr>
-              <w:t>0.748 ± 0.014</w:t>
+              <w:t>0.827 ± 0.012</w:t>
             </w:r>
           </w:p>
         </w:tc>
@@ -4638,7 +4654,7 @@
                 <w:i w:val="0"/>
                 <w:sz w:val="18"/>
               </w:rPr>
-              <w:t>0.762 ± 0.021</w:t>
+              <w:t>0.827 ± 0.007</w:t>
             </w:r>
           </w:p>
         </w:tc>
@@ -4658,7 +4674,7 @@
                 <w:i w:val="0"/>
                 <w:sz w:val="18"/>
               </w:rPr>
-              <w:t>0.735 ± 0.017</w:t>
+              <w:t>0.827 ± 0.018</w:t>
             </w:r>
           </w:p>
         </w:tc>
@@ -4680,7 +4696,7 @@
                 <w:i w:val="0"/>
                 <w:sz w:val="18"/>
               </w:rPr>
-              <w:t>Deep Research</w:t>
+              <w:t>Контекстная глубокая конфигурация</w:t>
             </w:r>
           </w:p>
         </w:tc>
@@ -4720,7 +4736,7 @@
                 <w:i w:val="0"/>
                 <w:sz w:val="18"/>
               </w:rPr>
-              <w:t>0.743 ± 0.016</w:t>
+              <w:t>0.825 ± 0.012</w:t>
             </w:r>
           </w:p>
         </w:tc>
@@ -4740,7 +4756,7 @@
                 <w:i w:val="0"/>
                 <w:sz w:val="18"/>
               </w:rPr>
-              <w:t>0.745 ± 0.017</w:t>
+              <w:t>0.826 ± 0.015</w:t>
             </w:r>
           </w:p>
         </w:tc>
@@ -4760,7 +4776,7 @@
                 <w:i w:val="0"/>
                 <w:sz w:val="18"/>
               </w:rPr>
-              <w:t>0.754 ± 0.023</w:t>
+              <w:t>0.833 ± 0.008</w:t>
             </w:r>
           </w:p>
         </w:tc>
@@ -4780,7 +4796,7 @@
                 <w:i w:val="0"/>
                 <w:sz w:val="18"/>
               </w:rPr>
-              <w:t>0.737 ± 0.015</w:t>
+              <w:t>0.820 ± 0.023</w:t>
             </w:r>
           </w:p>
         </w:tc>
@@ -4797,60 +4813,6 @@
           <w:sz w:val="18"/>
         </w:rPr>
         <w:t>Жирным выделен лучший общий результат. Курсивом отмечен лучший результат внутри семейства RuFLEX.</w:t>
-      </w:r>
-    </w:p>
-    <w:p>
-      <w:pPr>
-        <w:spacing w:after="40"/>
-        <w:jc w:val="center"/>
-      </w:pPr>
-      <w:r>
-        <w:drawing>
-          <wp:inline xmlns:a="http://schemas.openxmlformats.org/drawingml/2006/main" xmlns:pic="http://schemas.openxmlformats.org/drawingml/2006/picture">
-            <wp:extent cx="5669280" cy="4014881"/>
-            <wp:docPr id="31" name="Picture 31"/>
-            <wp:cNvGraphicFramePr>
-              <a:graphicFrameLocks noChangeAspect="1"/>
-            </wp:cNvGraphicFramePr>
-            <a:graphic>
-              <a:graphicData uri="http://schemas.openxmlformats.org/drawingml/2006/picture">
-                <pic:pic>
-                  <pic:nvPicPr>
-                    <pic:cNvPr id="0" name="article_board_classification_q2.png"/>
-                    <pic:cNvPicPr/>
-                  </pic:nvPicPr>
-                  <pic:blipFill>
-                    <a:blip r:embed="rId39"/>
-                    <a:stretch>
-                      <a:fillRect/>
-                    </a:stretch>
-                  </pic:blipFill>
-                  <pic:spPr>
-                    <a:xfrm>
-                      <a:off x="0" y="0"/>
-                      <a:ext cx="5669280" cy="4014881"/>
-                    </a:xfrm>
-                    <a:prstGeom prst="rect"/>
-                  </pic:spPr>
-                </pic:pic>
-              </a:graphicData>
-            </a:graphic>
-          </wp:inline>
-        </w:drawing>
-      </w:r>
-    </w:p>
-    <w:p>
-      <w:pPr>
-        <w:spacing w:after="160"/>
-        <w:jc w:val="center"/>
-      </w:pPr>
-      <w:r>
-        <w:rPr>
-          <w:rFonts w:ascii="Times New Roman" w:hAnsi="Times New Roman"/>
-          <w:i/>
-          <w:sz w:val="20"/>
-        </w:rPr>
-        <w:t>Панель интерпретации RuFLEX: задача классификации</w:t>
       </w:r>
     </w:p>
     <w:p>
@@ -5509,7 +5471,7 @@
                 <w:i w:val="0"/>
                 <w:sz w:val="18"/>
               </w:rPr>
-              <w:t>Flat Baseline</w:t>
+              <w:t>Плоская базовая конфигурация</w:t>
             </w:r>
           </w:p>
         </w:tc>
@@ -5631,7 +5593,7 @@
                 <w:i w:val="0"/>
                 <w:sz w:val="18"/>
               </w:rPr>
-              <w:t>Flat Interpretable</w:t>
+              <w:t>Плоская интерпретируемая конфигурация</w:t>
             </w:r>
           </w:p>
         </w:tc>
@@ -5750,10 +5712,10 @@
               <w:rPr>
                 <w:rFonts w:ascii="Times New Roman" w:hAnsi="Times New Roman"/>
                 <w:b w:val="0"/>
-                <w:i w:val="0"/>
+                <w:i/>
                 <w:sz w:val="18"/>
               </w:rPr>
-              <w:t>Deep Depth 1</w:t>
+              <w:t>Глубокая конфигурация с одним скрытым уровнем</w:t>
             </w:r>
           </w:p>
         </w:tc>
@@ -5793,7 +5755,7 @@
                 <w:i w:val="0"/>
                 <w:sz w:val="18"/>
               </w:rPr>
-              <w:t>0.496 ± 0.010</w:t>
+              <w:t>0.772 ± 0.011</w:t>
             </w:r>
           </w:p>
         </w:tc>
@@ -5813,7 +5775,7 @@
                 <w:i w:val="0"/>
                 <w:sz w:val="18"/>
               </w:rPr>
-              <w:t>0.186 ± 0.228</w:t>
+              <w:t>0.772 ± 0.015</w:t>
             </w:r>
           </w:p>
         </w:tc>
@@ -5833,7 +5795,7 @@
                 <w:i w:val="0"/>
                 <w:sz w:val="18"/>
               </w:rPr>
-              <w:t>0.343 ± 0.243</w:t>
+              <w:t>0.786 ± 0.022</w:t>
             </w:r>
           </w:p>
         </w:tc>
@@ -5853,7 +5815,7 @@
                 <w:i w:val="0"/>
                 <w:sz w:val="18"/>
               </w:rPr>
-              <w:t>0.175 ± 0.229</w:t>
+              <w:t>0.759 ± 0.025</w:t>
             </w:r>
           </w:p>
         </w:tc>
@@ -5875,7 +5837,7 @@
                 <w:i w:val="0"/>
                 <w:sz w:val="18"/>
               </w:rPr>
-              <w:t>Deep Article Demo</w:t>
+              <w:t>Строго последовательная глубокая конфигурация</w:t>
             </w:r>
           </w:p>
         </w:tc>
@@ -5915,7 +5877,7 @@
                 <w:i w:val="0"/>
                 <w:sz w:val="18"/>
               </w:rPr>
-              <w:t>0.497 ± 0.012</w:t>
+              <w:t>0.497 ± 0.015</w:t>
             </w:r>
           </w:p>
         </w:tc>
@@ -5935,7 +5897,7 @@
                 <w:i w:val="0"/>
                 <w:sz w:val="18"/>
               </w:rPr>
-              <w:t>0.225 ± 0.318</w:t>
+              <w:t>0.225 ± 0.390</w:t>
             </w:r>
           </w:p>
         </w:tc>
@@ -5955,7 +5917,7 @@
                 <w:i w:val="0"/>
                 <w:sz w:val="18"/>
               </w:rPr>
-              <w:t>0.170 ± 0.240</w:t>
+              <w:t>0.170 ± 0.294</w:t>
             </w:r>
           </w:p>
         </w:tc>
@@ -5975,7 +5937,7 @@
                 <w:i w:val="0"/>
                 <w:sz w:val="18"/>
               </w:rPr>
-              <w:t>0.333 ± 0.471</w:t>
+              <w:t>0.333 ± 0.577</w:t>
             </w:r>
           </w:p>
         </w:tc>
@@ -5994,10 +5956,10 @@
               <w:rPr>
                 <w:rFonts w:ascii="Times New Roman" w:hAnsi="Times New Roman"/>
                 <w:b w:val="0"/>
-                <w:i/>
+                <w:i w:val="0"/>
                 <w:sz w:val="18"/>
               </w:rPr>
-              <w:t>Deep No Regularization</w:t>
+              <w:t>Глубокая конфигурация с объединением исходных признаков и финальной стадии</w:t>
             </w:r>
           </w:p>
         </w:tc>
@@ -6037,7 +5999,7 @@
                 <w:i w:val="0"/>
                 <w:sz w:val="18"/>
               </w:rPr>
-              <w:t>0.499 ± 0.007</w:t>
+              <w:t>0.772 ± 0.011</w:t>
             </w:r>
           </w:p>
         </w:tc>
@@ -6057,7 +6019,7 @@
                 <w:i w:val="0"/>
                 <w:sz w:val="18"/>
               </w:rPr>
-              <w:t>0.321 ± 0.272</w:t>
+              <w:t>0.772 ± 0.015</w:t>
             </w:r>
           </w:p>
         </w:tc>
@@ -6077,7 +6039,7 @@
                 <w:i w:val="0"/>
                 <w:sz w:val="18"/>
               </w:rPr>
-              <w:t>0.358 ± 0.255</w:t>
+              <w:t>0.786 ± 0.024</w:t>
             </w:r>
           </w:p>
         </w:tc>
@@ -6097,7 +6059,7 @@
                 <w:i w:val="0"/>
                 <w:sz w:val="18"/>
               </w:rPr>
-              <w:t>0.400 ± 0.432</w:t>
+              <w:t>0.759 ± 0.025</w:t>
             </w:r>
           </w:p>
         </w:tc>
@@ -6119,7 +6081,7 @@
                 <w:i w:val="0"/>
                 <w:sz w:val="18"/>
               </w:rPr>
-              <w:t>Deep Research</w:t>
+              <w:t>Контекстная глубокая конфигурация</w:t>
             </w:r>
           </w:p>
         </w:tc>
@@ -6159,7 +6121,7 @@
                 <w:i w:val="0"/>
                 <w:sz w:val="18"/>
               </w:rPr>
-              <w:t>0.499 ± 0.007</w:t>
+              <w:t>0.770 ± 0.011</w:t>
             </w:r>
           </w:p>
         </w:tc>
@@ -6179,7 +6141,7 @@
                 <w:i w:val="0"/>
                 <w:sz w:val="18"/>
               </w:rPr>
-              <w:t>0.321 ± 0.272</w:t>
+              <w:t>0.771 ± 0.016</w:t>
             </w:r>
           </w:p>
         </w:tc>
@@ -6199,7 +6161,7 @@
                 <w:i w:val="0"/>
                 <w:sz w:val="18"/>
               </w:rPr>
-              <w:t>0.358 ± 0.255</w:t>
+              <w:t>0.782 ± 0.021</w:t>
             </w:r>
           </w:p>
         </w:tc>
@@ -6219,7 +6181,7 @@
                 <w:i w:val="0"/>
                 <w:sz w:val="18"/>
               </w:rPr>
-              <w:t>0.400 ± 0.432</w:t>
+              <w:t>0.760 ± 0.029</w:t>
             </w:r>
           </w:p>
         </w:tc>
@@ -6236,60 +6198,6 @@
           <w:sz w:val="18"/>
         </w:rPr>
         <w:t>Жирным выделен лучший общий результат. Курсивом отмечен лучший результат внутри семейства RuFLEX.</w:t>
-      </w:r>
-    </w:p>
-    <w:p>
-      <w:pPr>
-        <w:spacing w:after="40"/>
-        <w:jc w:val="center"/>
-      </w:pPr>
-      <w:r>
-        <w:drawing>
-          <wp:inline xmlns:a="http://schemas.openxmlformats.org/drawingml/2006/main" xmlns:pic="http://schemas.openxmlformats.org/drawingml/2006/picture">
-            <wp:extent cx="5669280" cy="4014881"/>
-            <wp:docPr id="32" name="Picture 32"/>
-            <wp:cNvGraphicFramePr>
-              <a:graphicFrameLocks noChangeAspect="1"/>
-            </wp:cNvGraphicFramePr>
-            <a:graphic>
-              <a:graphicData uri="http://schemas.openxmlformats.org/drawingml/2006/picture">
-                <pic:pic>
-                  <pic:nvPicPr>
-                    <pic:cNvPr id="0" name="article_board_covtype_q2.png"/>
-                    <pic:cNvPicPr/>
-                  </pic:nvPicPr>
-                  <pic:blipFill>
-                    <a:blip r:embed="rId40"/>
-                    <a:stretch>
-                      <a:fillRect/>
-                    </a:stretch>
-                  </pic:blipFill>
-                  <pic:spPr>
-                    <a:xfrm>
-                      <a:off x="0" y="0"/>
-                      <a:ext cx="5669280" cy="4014881"/>
-                    </a:xfrm>
-                    <a:prstGeom prst="rect"/>
-                  </pic:spPr>
-                </pic:pic>
-              </a:graphicData>
-            </a:graphic>
-          </wp:inline>
-        </w:drawing>
-      </w:r>
-    </w:p>
-    <w:p>
-      <w:pPr>
-        <w:spacing w:after="160"/>
-        <w:jc w:val="center"/>
-      </w:pPr>
-      <w:r>
-        <w:rPr>
-          <w:rFonts w:ascii="Times New Roman" w:hAnsi="Times New Roman"/>
-          <w:i/>
-          <w:sz w:val="20"/>
-        </w:rPr>
-        <w:t>Панель интерпретации RuFLEX: стресс-тест Covertype</w:t>
       </w:r>
     </w:p>
     <w:p>
@@ -6312,7 +6220,7 @@
           <w:rFonts w:ascii="Times New Roman" w:hAnsi="Times New Roman"/>
           <w:sz w:val="24"/>
         </w:rPr>
-        <w:t>В работе представлена платформа RuFLEX для гибридного глубокого нечеткого обучения, ориентированная на обработку геоданных и объединяющая дифференцируемые нечеткие слои, модуль глубокого нечеткого формирования признаков, плоский интерпретируемый нейро-нечеткий режим, правиловый контур, средства совместного обучения и встроенный модуль интерпретации. Основной методический итог статьи состоит в том, что глубина в RuFLEX формализуется как последовательное построение скрытых нечетких концептов из локальных правиловых блоков, а не как простое наращивание числа непрозрачных внутренних слоев. Тем самым платформа задает единую среду, в которой можно сопоставлять архитектурные режимы, обучающие стратегии и интерпретационные материалы в рамках одного воспроизводимого контура. При этом экспериментально подтвержденным ядром текущей версии статьи выступают табличный геоаналитический контур и встроенные средства интерпретации на уровне правил, концептов и факторов.</w:t>
+        <w:t>В работе представлена платформа RuFLEX для гибридного глубокого нечеткого обучения, ориентированная на обработку геоданных и объединяющая дифференцируемые нечеткие слои, модуль глубокого нечеткого формирования признаков, плоский интерпретируемый нейро-нечеткий режим, правиловый контур, средства совместного обучения и встроенный модуль интерпретации. Основной методический итог статьи состоит в том, что глубина в RuFLEX формализуется как последовательное построение скрытых нечетких концептов из локальных правиловых блоков, а не как простое наращивание числа непрозрачных внутренних слоев. Тем самым платформа задает единую среду, в которой можно сопоставлять архитектурные режимы, обучающие стратегии и интерпретационные материалы в рамках одного воспроизводимого контура. При этом экспериментально подтвержденным ядром статьи выступают табличный геоаналитический контур и встроенные средства интерпретации на уровне правил, концептов и факторов.</w:t>
       </w:r>
     </w:p>
     <w:p>
@@ -6326,7 +6234,7 @@
           <w:rFonts w:ascii="Times New Roman" w:hAnsi="Times New Roman"/>
           <w:sz w:val="24"/>
         </w:rPr>
-        <w:t>Экспериментальная проверка показывает, что на регрессионной геоориентированной задаче умеренно глубокий режим дает содержательное преимущество над плоской базовой конфигурацией внутри семейства RuFLEX. Классификационные постановки подтверждают, что относительная сила плоских и глубоких режимов зависит от структуры данных и режима регуляризации. Одновременно сравнение с внешними табличными моделями показывает, что на компактных табличных выборках сильные классические методы могут превосходить гибридный нечеткий контур по чистой метрике. Дополнительная enlarged-проверка в расширенных материалах не меняет этого вывода, но показывает, что внутренний выигрыш умеренной глубины над плоским baseline сохраняется и при росте объема данных. Следовательно, наиболее точное позиционирование RuFLEX состоит не в претензии на универсальное численное превосходство, а в построении платформы сравнения, отбора и объяснимого анализа архитектурных режимов при сохранении прозрачности вывода и воспроизводимости вычислительного опыта.</w:t>
+        <w:t>Экспериментальная проверка показывает, что для реализованных табличных глубоких режимов RuFLEX решающим оказывается не абстрактное увеличение глубины, а способ поступления признаковой информации к решающему слою. Конфигурации с прямым доступом к исходным признакам и скрытым концептам резко улучшают результаты относительно строгой последовательной глубокой схемы, особенно на классификации и на стресс-тесте Covertype. Одновременно сравнение с внешними табличными моделями показывает, что на компактных выборках сильные классические методы по-прежнему могут превосходить гибридный нечеткий контур по чистой метрике. Дополнительная проверка на увеличенных выборках в расширенных материалах уточняет этот вывод: при росте объема данных такие конфигурации усиливаются заметнее, чем последовательный глубокий контур. Следовательно, наиболее точное позиционирование RuFLEX состоит не в претензии на универсальное численное превосходство, а в построении платформы сравнения, отбора и объяснимого анализа архитектурных режимов при сохранении прозрачности вывода и воспроизводимости вычислительного опыта.</w:t>
       </w:r>
     </w:p>
     <w:p>
@@ -6340,7 +6248,7 @@
           <w:rFonts w:ascii="Times New Roman" w:hAnsi="Times New Roman"/>
           <w:sz w:val="24"/>
         </w:rPr>
-        <w:t>Независимая задача Covertype Binary Geo выявляет границу текущего табличного контура и тем самым содержательно указывает направление дальнейшего развития. Практическая ценность RuFLEX заключается в том, что платформа уже позволяет выбирать между компактными и более выразительными режимами, анализировать решение на уровне термов, правил, скрытых концептов и факторов и сопровождать количественные результаты внутренне интерпретируемыми материалами. Пространственный сверточный контур, полный режим логической прослеживаемости правил и контрфактуальная интерпретация в настоящей статье выступают как архитектурно согласованные и частично подготовленные направления следующего этапа, а не как полностью завершенные и отдельно подтвержденные прикладные модули. Дальнейшее развитие связано с их усилением, а также с расширением экспериментальной проверки за пределы фиксированных benchmark-подвыборок, включая большее число seed и более объемные геоданные.</w:t>
+        <w:t>Практическая ценность RuFLEX заключается в том, что платформа уже позволяет выбирать между компактными, иерархическими и контекстно-обогащенными режимами, анализировать решение на уровне термов, правил, скрытых концептов и факторов и сопровождать количественные результаты внутренне интерпретируемыми материалами. Пространственный сверточный контур, полный режим логической прослеживаемости правил и контрфактуальная интерпретация в настоящей статье выступают как архитектурно согласованные и частично подготовленные направления следующего этапа, а не как полностью завершенные и отдельно подтвержденные прикладные модули. Дальнейшее развитие связано с их усилением, а также с расширением экспериментальной проверки за пределы фиксированных сравнительных подвыборок, включая большее число seed, более объемные геоданные и дополнительные архитектурные режимы пространственного типа.</w:t>
       </w:r>
     </w:p>
     <w:p>
